--- a/courts/ninth-circuit/california/state/court-of-appeal-sixth-district/petition-for-discretionary-review/usage/OUTPUT-petition-for-discretionary-review.docx
+++ b/courts/ninth-circuit/california/state/court-of-appeal-sixth-district/petition-for-discretionary-review/usage/OUTPUT-petition-for-discretionary-review.docx
@@ -773,9 +773,7 @@
         <w:t xml:space="preserve"> </w:t>
       </w:r>
       <w:r>
-        <w:t xml:space="preserve">241</w:t>
-        <w:noBreakHyphen/>
-        <w:t xml:space="preserve">6171</w:t>
+        <w:t xml:space="preserve">241-⁠6171</w:t>
       </w:r>
     </w:p>
     <w:p>
@@ -1990,19 +1988,7 @@
         <w:pStyle w:val="BodyText"/>
       </w:pPr>
       <w:r>
-        <w:t xml:space="preserve">Appellant has contended that the trial court erred in holding that it had no discretion to impose concurrent sentences in this case. (AOB 4</w:t>
-      </w:r>
-      <w:r>
-        <w:noBreakHyphen/>
-      </w:r>
-      <w:r>
-        <w:t xml:space="preserve">10.) This court held that the issue was waived since: (1) there was no objection in the trial court; and (2) the issue was not raised on appellant’s prior appeal. (Opinion, pp. 6</w:t>
-      </w:r>
-      <w:r>
-        <w:noBreakHyphen/>
-      </w:r>
-      <w:r>
-        <w:t xml:space="preserve">8.) Rehearing is required as to both of these conclusions.</w:t>
+        <w:t xml:space="preserve">Appellant has contended that the trial court erred in holding that it had no discretion to impose concurrent sentences in this case. (AOB 4-⁠10.) This court held that the issue was waived since: (1) there was no objection in the trial court; and (2) the issue was not raised on appellant’s prior appeal. (Opinion, pp. 6-⁠8.) Rehearing is required as to both of these conclusions.</w:t>
       </w:r>
     </w:p>
     <w:p>
@@ -2010,13 +1996,7 @@
         <w:pStyle w:val="BodyText"/>
       </w:pPr>
       <w:r>
-        <w:t xml:space="preserve">In his opening brief, appellant offered two reasons as to why the failure to object in the trial court did not bar appellate review of his contention. (AOB 5</w:t>
-      </w:r>
-      <w:r>
-        <w:noBreakHyphen/>
-      </w:r>
-      <w:r>
-        <w:t xml:space="preserve">6.) The court’s opinion makes no mention of appellant’s arguments. Thus, rehearing must be granted.</w:t>
+        <w:t xml:space="preserve">In his opening brief, appellant offered two reasons as to why the failure to object in the trial court did not bar appellate review of his contention. (AOB 5-⁠6.) The court’s opinion makes no mention of appellant’s arguments. Thus, rehearing must be granted.</w:t>
       </w:r>
     </w:p>
     <w:p>
@@ -2024,7 +2004,7 @@
         <w:pStyle w:val="BodyText"/>
       </w:pPr>
       <w:r>
-        <w:t xml:space="preserve">In holding that appellant’s contention has been waived due to the failure to raise it in a predecessor appeal, this court conceded that the point was “not mentioned by the parties, . . . .” (Opinion, p. 7.) As a result, rehearing is mandated by Government</w:t>
+        <w:t xml:space="preserve">In holding that appellant’s contention has been waived due to the failure to raise it in a predecessor appeal, this court conceded that the point was “not mentioned by the parties, ⁠. ⁠. ⁠. ⁠.” (Opinion, p. 7.) As a result, rehearing is mandated by Government</w:t>
       </w:r>
       <w:r>
         <w:t xml:space="preserve"> </w:t>
@@ -2413,13 +2393,7 @@
         <w:t xml:space="preserve">v. Scott</w:t>
       </w:r>
       <w:r>
-        <w:t xml:space="preserve">, supra, 9 Cal.4th 331 since he failed to object in the trial court. (Opinion, pp. 6</w:t>
-      </w:r>
-      <w:r>
-        <w:noBreakHyphen/>
-      </w:r>
-      <w:r>
-        <w:t xml:space="preserve">7.) In so holding, the court failed to address appellant’s arguments to the contrary. As found in appellant’s opening brief, the arguments are as follows:</w:t>
+        <w:t xml:space="preserve">, supra, 9 Cal.4th 331 since he failed to object in the trial court. (Opinion, pp. 6-⁠7.) In so holding, the court failed to address appellant’s arguments to the contrary. As found in appellant’s opening brief, the arguments are as follows:</w:t>
       </w:r>
     </w:p>
     <w:p>
@@ -2435,7 +2409,7 @@
         <w:pStyle w:val="XdQuote"/>
       </w:pPr>
       <w:r>
-        <w:t xml:space="preserve">“First, claims of sentencing error are waived by a failure to object only when the issue concerns “the manner in which the trial court exercise[d] its sentencing discretion . . . .” (</w:t>
+        <w:t xml:space="preserve">“First, claims of sentencing error are waived by a failure to object only when the issue concerns “the manner in which the trial court exercise[d] its sentencing discretion ⁠. ⁠. ⁠. ⁠.” (</w:t>
       </w:r>
       <w:r>
         <w:rPr>
@@ -2519,13 +2493,7 @@
         <w:t xml:space="preserve"> </w:t>
       </w:r>
       <w:r>
-        <w:t xml:space="preserve">(2001) 93 Cal.App.4th 811, 814</w:t>
-      </w:r>
-      <w:r>
-        <w:noBreakHyphen/>
-      </w:r>
-      <w:r>
-        <w:t xml:space="preserve">815; probation condition could be challenged for the first time on appeal since it involved a pure question of law.)</w:t>
+        <w:t xml:space="preserve">(2001) 93 Cal.App.4th 811, 814-⁠815; probation condition could be challenged for the first time on appeal since it involved a pure question of law.)</w:t>
       </w:r>
     </w:p>
     <w:p>
@@ -2580,13 +2548,7 @@
         <w:t xml:space="preserve"> </w:t>
       </w:r>
       <w:r>
-        <w:t xml:space="preserve">(1983) 34 Cal.3d 335, 348, fn. 8; “[w]here a court may have been influenced by an erroneous understanding of the scope of its sentencing powers, habeas corpus is a proper remedy to secure reconsideration of the sentence imposed. [Citations.]”) Thus, appellant’s claim is properly before this court.” (AOB 5</w:t>
-      </w:r>
-      <w:r>
-        <w:noBreakHyphen/>
-      </w:r>
-      <w:r>
-        <w:t xml:space="preserve">6.)</w:t>
+        <w:t xml:space="preserve">(1983) 34 Cal.3d 335, 348, fn. 8; “[w]here a court may have been influenced by an erroneous understanding of the scope of its sentencing powers, habeas corpus is a proper remedy to secure reconsideration of the sentence imposed. [Citations.]”) Thus, appellant’s claim is properly before this court.” (AOB 5-⁠6.)</w:t>
       </w:r>
     </w:p>
     <w:p>
@@ -2594,13 +2556,7 @@
         <w:pStyle w:val="BodyText"/>
       </w:pPr>
       <w:r>
-        <w:t xml:space="preserve">It is interesting to note that the quoted arguments were apparently persuasive to the People since they made no waiver argument. (See RB 4</w:t>
-      </w:r>
-      <w:r>
-        <w:noBreakHyphen/>
-      </w:r>
-      <w:r>
-        <w:t xml:space="preserve">7.) Thus, this court should grant rehearing in order to address appellant’s arguments.</w:t>
+        <w:t xml:space="preserve">It is interesting to note that the quoted arguments were apparently persuasive to the People since they made no waiver argument. (See RB 4-⁠7.) Thus, this court should grant rehearing in order to address appellant’s arguments.</w:t>
       </w:r>
     </w:p>
     <w:p>
@@ -3053,7 +3009,7 @@
         <w:t xml:space="preserve">v. Senior</w:t>
       </w:r>
       <w:r>
-        <w:t xml:space="preserve">, supra, 33 Cal.App.4th 531, this court conceded that the point was “not mentioned by the parties, . . . .” (Opinion, p. 7.) Given this circumstance, rehearing is required pursuant to Government</w:t>
+        <w:t xml:space="preserve">, supra, 33 Cal.App.4th 531, this court conceded that the point was “not mentioned by the parties, ⁠. ⁠. ⁠. ⁠.” (Opinion, p. 7.) Given this circumstance, rehearing is required pursuant to Government</w:t>
       </w:r>
       <w:r>
         <w:t xml:space="preserve"> </w:t>
@@ -4673,9 +4629,7 @@
               <w:t xml:space="preserve"> </w:t>
             </w:r>
             <w:r>
-              <w:t xml:space="preserve">94102</w:t>
-              <w:noBreakHyphen/>
-              <w:t xml:space="preserve">7004</w:t>
+              <w:t xml:space="preserve">94102-⁠7004</w:t>
             </w:r>
             <w:r>
               <w:t xml:space="preserve"> </w:t>
@@ -5278,9 +5232,7 @@
               <w:t xml:space="preserve"> </w:t>
             </w:r>
             <w:r>
-              <w:t xml:space="preserve">H</w:t>
-              <w:noBreakHyphen/>
-              <w:t xml:space="preserve">22086,</w:t>
+              <w:t xml:space="preserve">H-⁠22086,</w:t>
             </w:r>
             <w:r>
               <w:t xml:space="preserve"> </w:t>
@@ -5328,9 +5280,7 @@
               <w:t xml:space="preserve"> </w:t>
             </w:r>
             <w:r>
-              <w:t xml:space="preserve">95696</w:t>
-              <w:noBreakHyphen/>
-              <w:t xml:space="preserve">4000</w:t>
+              <w:t xml:space="preserve">95696-⁠4000</w:t>
             </w:r>
           </w:p>
           <w:p>
@@ -6487,7 +6437,7 @@
     <w:qFormat/>
     <w:pPr>
       <w:keepLines/>
-      <w:spacing w:before="0" w:after="130" w:line="299" w:lineRule="exact"/>
+      <w:spacing w:before="13" w:after="130" w:line="299" w:lineRule="exact"/>
     </w:pPr>
     <w:rPr>
       <w:sz w:val="26"/>
